--- a/en/files/data/results_packs/Results_Pack_Q2.docx
+++ b/en/files/data/results_packs/Results_Pack_Q2.docx
@@ -25,7 +25,7 @@
           <w:szCs w:val="36"/>
           <w:color w:val="0D7377"/>
         </w:rPr>
-        <w:t xml:space="preserve">Results pack Q2 - Cumulative fluid balance and acute kidney injury</w:t>
+        <w:t xml:space="preserve">Results pack Q2: Cumulative fluid balance and acute kidney injury</w:t>
       </w:r>
     </w:p>
     <w:p>
@@ -90,7 +90,7 @@
           <w:szCs w:val="21"/>
           <w:color w:val="000000"/>
         </w:rPr>
-        <w:t xml:space="preserve">SIMULATED DATA - NOT REAL PATIENTS.</w:t>
+        <w:t xml:space="preserve">SIMULATED DATA: NOT REAL PATIENTS.</w:t>
       </w:r>
       <w:r>
         <w:rPr>
@@ -431,7 +431,7 @@
           <w:szCs w:val="28"/>
           <w:color w:val="0B376C"/>
         </w:rPr>
-        <w:t xml:space="preserve">3. Table 1 - who was studied</w:t>
+        <w:t xml:space="preserve">3. Table 1: who was studied</w:t>
       </w:r>
     </w:p>
     <w:p>
@@ -10331,7 +10331,7 @@
                 <w:szCs w:val="18"/>
                 <w:color w:val="000000"/>
               </w:rPr>
-              <w:t xml:space="preserve">Balance per 10 ml/kg, adjusted - outcome AKI stage 2-3</w:t>
+              <w:t xml:space="preserve">Balance per 10 ml/kg, adjusted (outcome AKI stage 2-3)</w:t>
             </w:r>
           </w:p>
         </w:tc>
@@ -10825,7 +10825,7 @@
           <w:szCs w:val="21"/>
           <w:color w:val="000000"/>
         </w:rPr>
-        <w:t xml:space="preserve">•  We do not know whether AKI started before or after the fluid accumulated - the data record the maximum stage over days 1-7.</w:t>
+        <w:t xml:space="preserve">•  We do not know whether AKI started before or after the fluid accumulated. The data record the maximum stage over days 1-7.</w:t>
       </w:r>
     </w:p>
     <w:p>
@@ -10956,7 +10956,7 @@
           <w:szCs w:val="21"/>
           <w:color w:val="000000"/>
         </w:rPr>
-        <w:t xml:space="preserve">•  KDIGO staging may be based on creatinine, which fluid dilutes - AKI may be under-diagnosed in patients with large positive balances.</w:t>
+        <w:t xml:space="preserve">•  KDIGO staging may be based on creatinine, which fluid dilutes, so AKI may be under-diagnosed in patients with large positive balances.</w:t>
       </w:r>
     </w:p>
     <w:p>
@@ -11165,7 +11165,7 @@
           <w:szCs w:val="21"/>
           <w:color w:val="000000"/>
         </w:rPr>
-        <w:t xml:space="preserve">•  Item 19: limitations - reverse causation and timing</w:t>
+        <w:t xml:space="preserve">•  Item 19: limitations (reverse causation and timing)</w:t>
       </w:r>
     </w:p>
     <w:p>

--- a/en/files/data/results_packs/Results_Pack_Q2.docx
+++ b/en/files/data/results_packs/Results_Pack_Q2.docx
@@ -51,7 +51,7 @@
           <w:szCs w:val="18"/>
           <w:color w:val="8A99A3"/>
         </w:rPr>
-        <w:t xml:space="preserve">FLUID-ICU is a SIMULATED dataset made for teaching. No real patients. Neudata | Foundations of Clinical Research, Level 2</w:t>
+        <w:t xml:space="preserve">FLUID-ICU is a SIMULATED dataset made for teaching. No real patients. Neudata | Foundations of Clinical Research, Level 1</w:t>
       </w:r>
     </w:p>
     <w:p>
